--- a/Brain/05-Interviews/Season2-Lebanon/summaries/סיכום ראיון רועד בלוס - מגד גדוד שקד.docx
+++ b/Brain/05-Interviews/Season2-Lebanon/summaries/סיכום ראיון רועד בלוס - מגד גדוד שקד.docx
@@ -24,7 +24,14 @@
           <w:b w:val="0"/>
           <w:rtl w:val="1"/>
         </w:rPr>
-        <w:t>הערת זיהוי:** השם מבוסס על תמלול ASR חיצוני שבו המרואיין מזהה את עצמו מספר פעמים ("רועד בלוס, מג"ד גדוד שקד, חטיבת גבעתי"). ייתכן שהאיות המדויק של השם הפרטי או המשפחה שונה (ASR נשמע לא אחיד בין "רועד" ל-וריאציות דומות) — מומלץ לאמת מול ההפקה לפני שימוש רשמי.</w:t>
+        <w:t>הערת זיהוי:</w:t>
+      </w:r>
+      <w:r>
+        <w:rPr>
+          <w:b/>
+          <w:rtl w:val="1"/>
+        </w:rPr>
+        <w:t xml:space="preserve"> השם מבוסס על תמלול ASR חיצוני שבו המרואיין מזהה את עצמו מספר פעמים ("רועד בלוס, מג"ד גדוד שקד, חטיבת גבעתי"). ייתכן שהאיות המדויק של השם הפרטי או המשפחה שונה (ASR נשמע לא אחיד בין "רועד" ל-וריאציות דומות) — מומלץ לאמת מול ההפקה לפני שימוש רשמי.</w:t>
       </w:r>
     </w:p>
     <w:p>
@@ -72,7 +79,21 @@
           <w:b w:val="0"/>
           <w:rtl w:val="1"/>
         </w:rPr>
-        <w:t>1:21-2:22 — נכנס לתפקיד מ"גד באמצע קרב פעיל, בתוך הלחימה בלבנון, ומחליף מ"גד ותיק מאוד (לוריה) שהחזיק גדוד חזק — גדוד שעבר עם 401 את כל רצועת עזה קצה לקצה, ואז עבר לחטיבת גבעתי ונכנס לאירועי הזוטרים/הליטני. רועד: **"זכיתי להחליף את לוריה, חבר'ה טוב, נשק אחלה, מפקד מהחטיבה."** מתאר את הגדוד כגדוד שעבד קשה ונלחם הרבה, אך היה צריך "להחדיר בו עוד רוח."</w:t>
+        <w:t xml:space="preserve">1:21-2:22 — נכנס לתפקיד מ"גד באמצע קרב פעיל, בתוך הלחימה בלבנון, ומחליף מ"גד ותיק מאוד (לוריה) שהחזיק גדוד חזק — גדוד שעבר עם 401 את כל רצועת עזה קצה לקצה, ואז עבר לחטיבת גבעתי ונכנס לאירועי הזוטרים/הליטני. רועד: </w:t>
+      </w:r>
+      <w:r>
+        <w:rPr>
+          <w:b/>
+          <w:rtl w:val="1"/>
+        </w:rPr>
+        <w:t>"זכיתי להחליף את לוריה, חבר'ה טוב, נשק אחלה, מפקד מהחטיבה."</w:t>
+      </w:r>
+      <w:r>
+        <w:rPr>
+          <w:b w:val="0"/>
+          <w:rtl w:val="1"/>
+        </w:rPr>
+        <w:t xml:space="preserve"> מתאר את הגדוד כגדוד שעבד קשה ונלחם הרבה, אך היה צריך "להחדיר בו עוד רוח."</w:t>
       </w:r>
     </w:p>
     <w:p>
@@ -120,7 +141,21 @@
           <w:b w:val="0"/>
           <w:rtl w:val="1"/>
         </w:rPr>
-        <w:t>3:16-4:13 — רועד: הליטני תמיד היה מעין "קיר" מנטלי בתודעה הקולקטיבית הישראלית — דמיינו שלא ממש נגיע אליו ולא נחצה אותו. תרגלו את זה הרבה באימונים ובתרגילים, אבל המפגש הפיזי בשטח עם הקרקע והאויב שונה לגמרי מההבנה התיאורטית. **רגע אישי:** בהיותו מ"גד חדש, זה המפגש הראשון שלו מול הגדוד — נהג הנמר שלו מציג את עצמו ("שלום, אני שרל, נהג הנמר שלך") בלי שהספיק אפילו לפגוש את הנמר מראש. רועד מתאר זאת כ"חלום של כל מפקד" — לצאת עם הגדוד לראשונה למשימה כזו: חציית הליטני והתקפה על ציר עררי של 14 ק"מ.</w:t>
+        <w:t xml:space="preserve">3:16-4:13 — רועד: הליטני תמיד היה מעין "קיר" מנטלי בתודעה הקולקטיבית הישראלית — דמיינו שלא ממש נגיע אליו ולא נחצה אותו. תרגלו את זה הרבה באימונים ובתרגילים, אבל המפגש הפיזי בשטח עם הקרקע והאויב שונה לגמרי מההבנה התיאורטית. </w:t>
+      </w:r>
+      <w:r>
+        <w:rPr>
+          <w:b/>
+          <w:rtl w:val="1"/>
+        </w:rPr>
+        <w:t>רגע אישי:</w:t>
+      </w:r>
+      <w:r>
+        <w:rPr>
+          <w:b w:val="0"/>
+          <w:rtl w:val="1"/>
+        </w:rPr>
+        <w:t xml:space="preserve"> בהיותו מ"גד חדש, זה המפגש הראשון שלו מול הגדוד — נהג הנמר שלו מציג את עצמו ("שלום, אני שרל, נהג הנמר שלך") בלי שהספיק אפילו לפגוש את הנמר מראש. רועד מתאר זאת כ"חלום של כל מפקד" — לצאת עם הגדוד לראשונה למשימה כזו: חציית הליטני והתקפה על ציר עררי של 14 ק"מ.</w:t>
       </w:r>
     </w:p>
     <w:p>
@@ -168,7 +203,21 @@
           <w:b w:val="0"/>
           <w:rtl w:val="1"/>
         </w:rPr>
-        <w:t>6:16-6:55 — עד כאן הכל התקדם חלק, אך פתאום חוטפים אזעקה טקטית ברמת צה"ל כולה: איום רחפני-נחיל שתופס אותם "ממכסיים למטה". רועד: הכיר את האיום הזה רק מסרטונים ומהמלחמה ברוסיה-אוקראינה — **"לא נגענו בו"** עד כה, איום שאין לו עדיין מענה ברמה הפרקטית.</w:t>
+        <w:t xml:space="preserve">6:16-6:55 — עד כאן הכל התקדם חלק, אך פתאום חוטפים אזעקה טקטית ברמת צה"ל כולה: איום רחפני-נחיל שתופס אותם "ממכסיים למטה". רועד: הכיר את האיום הזה רק מסרטונים ומהמלחמה ברוסיה-אוקראינה — </w:t>
+      </w:r>
+      <w:r>
+        <w:rPr>
+          <w:b/>
+          <w:rtl w:val="1"/>
+        </w:rPr>
+        <w:t>"לא נגענו בו"</w:t>
+      </w:r>
+      <w:r>
+        <w:rPr>
+          <w:b w:val="0"/>
+          <w:rtl w:val="1"/>
+        </w:rPr>
+        <w:t xml:space="preserve"> עד כה, איום שאין לו עדיין מענה ברמה הפרקטית.</w:t>
       </w:r>
     </w:p>
     <w:p>
@@ -192,7 +241,21 @@
           <w:b w:val="0"/>
           <w:rtl w:val="1"/>
         </w:rPr>
-        <w:t>6:55-8:00 — הפעם הראשונה שהאיום נוגע ישירות בגדוד תחת פיקודו: רחפן פוגע ישירות בנמר, והגדוד מאבד את רופא הגדוד, עם מספר נפגעים נוסף. רק אז הגדוד מבין בפועל מהו האיום, ומתחיל תהליך חשיבה פנימי מיידי: **"הפתרון צריך לבוא מאיתנו ולא לחכות לאף אחד."** שינויים טקטיים מתחילים להיווצר תוך כדי תנועה — תזמון יום/לילה, חלוקת חיפוי, "צופי שמיים" קבועים (צמד לוחמים תמיד עוקב אחרי השמיים), ואמונה שהמשמעת המבצעית היא הנשק המרכזי נגד האיום.</w:t>
+        <w:t xml:space="preserve">6:55-8:00 — הפעם הראשונה שהאיום נוגע ישירות בגדוד תחת פיקודו: רחפן פוגע ישירות בנמר, והגדוד מאבד את רופא הגדוד, עם מספר נפגעים נוסף. רק אז הגדוד מבין בפועל מהו האיום, ומתחיל תהליך חשיבה פנימי מיידי: </w:t>
+      </w:r>
+      <w:r>
+        <w:rPr>
+          <w:b/>
+          <w:rtl w:val="1"/>
+        </w:rPr>
+        <w:t>"הפתרון צריך לבוא מאיתנו ולא לחכות לאף אחד."</w:t>
+      </w:r>
+      <w:r>
+        <w:rPr>
+          <w:b w:val="0"/>
+          <w:rtl w:val="1"/>
+        </w:rPr>
+        <w:t xml:space="preserve"> שינויים טקטיים מתחילים להיווצר תוך כדי תנועה — תזמון יום/לילה, חלוקת חיפוי, "צופי שמיים" קבועים (צמד לוחמים תמיד עוקב אחרי השמיים), ואמונה שהמשמעת המבצעית היא הנשק המרכזי נגד האיום.</w:t>
       </w:r>
     </w:p>
     <w:p>
@@ -216,7 +279,21 @@
           <w:b w:val="0"/>
           <w:rtl w:val="1"/>
         </w:rPr>
-        <w:t>8:45-11:33 — לבקשה מפורשת של המראיין, רועד מספר את סיפור אובדן רופא הגדוד: סרן ד"ר אורי סילבסטר ז"ל, איש ערכים ודמות מרכזית ואהובה בגדוד. הפעולה נעשתה כמעט לגמרי לפי הספר, אך התברר לראשונה שרחפן נפץ יכול לחדור ישירות דרך שריון הנמר ולפגוע במי שבתוכו. עד לרגע הזה הגדוד הרגיש ביטחון מלא בנמרים — הגיעו לכל יעד, חצו את הליטני, בלי תקלה אחת, מנוסים מקרב קודם באלחיים — אך האירוע הזה **"נתן לנו סתירה"** לראשונה: הרחפן חודר את הנמר, פוגע בדוקטור באופן ישיר והורג אותו במקום. בתחקיר לאחור מתברר שהאויב ביצע "מארב על מארב" מתוכנן: פגיעה ראשונה בנמר, המתנה ללבנת הפינוי שמגיעה לחלץ, פגיעה נוספת בה, ואז עוד פגיעות בכל כוח שמנסה להגיע לזירה — רצף שברי רחפנים בהפרשי דקות.</w:t>
+        <w:t xml:space="preserve">8:45-11:33 — לבקשה מפורשת של המראיין, רועד מספר את סיפור אובדן רופא הגדוד: סרן ד"ר אורי סילבסטר ז"ל, איש ערכים ודמות מרכזית ואהובה בגדוד. הפעולה נעשתה כמעט לגמרי לפי הספר, אך התברר לראשונה שרחפן נפץ יכול לחדור ישירות דרך שריון הנמר ולפגוע במי שבתוכו. עד לרגע הזה הגדוד הרגיש ביטחון מלא בנמרים — הגיעו לכל יעד, חצו את הליטני, בלי תקלה אחת, מנוסים מקרב קודם באלחיים — אך האירוע הזה </w:t>
+      </w:r>
+      <w:r>
+        <w:rPr>
+          <w:b/>
+          <w:rtl w:val="1"/>
+        </w:rPr>
+        <w:t>"נתן לנו סתירה"</w:t>
+      </w:r>
+      <w:r>
+        <w:rPr>
+          <w:b w:val="0"/>
+          <w:rtl w:val="1"/>
+        </w:rPr>
+        <w:t xml:space="preserve"> לראשונה: הרחפן חודר את הנמר, פוגע בדוקטור באופן ישיר והורג אותו במקום. בתחקיר לאחור מתברר שהאויב ביצע "מארב על מארב" מתוכנן: פגיעה ראשונה בנמר, המתנה ללבנת הפינוי שמגיעה לחלץ, פגיעה נוספת בה, ואז עוד פגיעות בכל כוח שמנסה להגיע לזירה — רצף שברי רחפנים בהפרשי דקות.</w:t>
       </w:r>
     </w:p>
     <w:p>
@@ -324,7 +401,21 @@
           <w:b w:val="0"/>
           <w:rtl w:val="1"/>
         </w:rPr>
-        <w:t>16:32-22:35 — למרות פציעתו, רועד מתואר (ע"י המראיין) כפצוע המוביל באירוע — ואינו מדווח על פציעתו באותו רגע. מיד לאחר שנפצע, הקשר שלו מושך אותו לשדה סמוך בשל נחיל רחפנים נוסף שזוהה באוויר. הוא מקפיד לאורך כל הזמן לא להראות שנפצע — ממשיך לתת פקודות בקשר באופן רציף (גם פקודות לא קריטיות במיוחד), כי הבין שאם קול המ"גד ייעלם מהקשר זה ישפיע על רוח הגדוד. נותר כמעט ללא נשק (נזרק מההדף), ורואה בקול שלו ובנוכחות ברשת הקשר את כלי הפיקוד היחיד שנשאר בידיו: **"קולו של המ"גד שמפקד משם בקשר, בקול של רוח שקטה, ממשיכים קדימה."** מעולם לא הרים "דגל אדום" לעצור את הפעילות למרות הפציעות, ולא הפסיקו עד הסוף.</w:t>
+        <w:t xml:space="preserve">16:32-22:35 — למרות פציעתו, רועד מתואר (ע"י המראיין) כפצוע המוביל באירוע — ואינו מדווח על פציעתו באותו רגע. מיד לאחר שנפצע, הקשר שלו מושך אותו לשדה סמוך בשל נחיל רחפנים נוסף שזוהה באוויר. הוא מקפיד לאורך כל הזמן לא להראות שנפצע — ממשיך לתת פקודות בקשר באופן רציף (גם פקודות לא קריטיות במיוחד), כי הבין שאם קול המ"גד ייעלם מהקשר זה ישפיע על רוח הגדוד. נותר כמעט ללא נשק (נזרק מההדף), ורואה בקול שלו ובנוכחות ברשת הקשר את כלי הפיקוד היחיד שנשאר בידיו: </w:t>
+      </w:r>
+      <w:r>
+        <w:rPr>
+          <w:b/>
+          <w:rtl w:val="1"/>
+        </w:rPr>
+        <w:t>"קולו של המ"גד שמפקד משם בקשר, בקול של רוח שקטה, ממשיכים קדימה."</w:t>
+      </w:r>
+      <w:r>
+        <w:rPr>
+          <w:b w:val="0"/>
+          <w:rtl w:val="1"/>
+        </w:rPr>
+        <w:t xml:space="preserve"> מעולם לא הרים "דגל אדום" לעצור את הפעילות למרות הפציעות, ולא הפסיקו עד הסוף.</w:t>
       </w:r>
     </w:p>
     <w:p>
@@ -396,7 +487,21 @@
           <w:b w:val="0"/>
           <w:rtl w:val="1"/>
         </w:rPr>
-        <w:t>24:06-25:04 — רועד מסביר עיקרון פיקוד שהנחה אותו לאורך הלחימה: כל דרג צריך לפתור בעיות לדרג מעליו — אם צריך תגבור, מארגנים כוח נוסף. **"שום דבר לא עוצר את גדוד שקד."** משלב לתוך הגדוד עצמו גם כוחות הנדסה ורפואה נוספים, וממשיכים בלי לעצור — "רעבים לעוד משימות ולניצחון."</w:t>
+        <w:t xml:space="preserve">24:06-25:04 — רועד מסביר עיקרון פיקוד שהנחה אותו לאורך הלחימה: כל דרג צריך לפתור בעיות לדרג מעליו — אם צריך תגבור, מארגנים כוח נוסף. </w:t>
+      </w:r>
+      <w:r>
+        <w:rPr>
+          <w:b/>
+          <w:rtl w:val="1"/>
+        </w:rPr>
+        <w:t>"שום דבר לא עוצר את גדוד שקד."</w:t>
+      </w:r>
+      <w:r>
+        <w:rPr>
+          <w:b w:val="0"/>
+          <w:rtl w:val="1"/>
+        </w:rPr>
+        <w:t xml:space="preserve"> משלב לתוך הגדוד עצמו גם כוחות הנדסה ורפואה נוספים, וממשיכים בלי לעצור — "רעבים לעוד משימות ולניצחון."</w:t>
       </w:r>
     </w:p>
     <w:p>
@@ -420,7 +525,42 @@
           <w:b w:val="0"/>
           <w:rtl w:val="1"/>
         </w:rPr>
-        <w:t>25:16-29:52 (סוף הקובץ) — מתקדמים צפונה לכפר ארנון, רכס א-תאיר ורכס הבופור, ומגלים שם מספר מנהרות חיזבאללה שנחפרו במשך שנים — לדברי רועד, דומות במהותן למפקדות תת-קרקעיות (כמו "בור בפצן" בקריה), ובהן תשתיות, אמל"ח, ולטענתו גם לוחמים איראנים. המנהרה הראשונה שמתגלה בגזרת הגדוד נקראת **"להב 3"**, ולדבריו הייתה בעומק של כמעט קילומטר. רועד: לכל לוחם שנכנס למנהרה יש מטרה אחת בלבד — השמדה, כי המנהרות שירתו תוכנית תקיפה של חיזבאללה לעבר הגליל. **אתגר מבצעי:** בניגוד לעזה, קרקע לבנון לא מאפשרת הכנסת משאיות אמולסיה בקלות — פותרים בעבודת ידיים: מחדירים חומרי חבלה (ג'ריקנים של חבלה ואנפו) ידנית לתוך המנהרה הצפופה, יום ולילה, תוך שמירה על שליטה אווירית מול איום הרחפנים שעדיין קיים. הערכה ראשונית הייתה שהעבודה תיקח מעל שבוע, אך הושלמה תוך 4-5 ימים בזכות מוטיבציית הלוחמים. **סה"כ הוחדרו 277 טון חומר נפץ למנהרות.**</w:t>
+        <w:t xml:space="preserve">25:16-29:52 (סוף הקובץ) — מתקדמים צפונה לכפר ארנון, רכס א-תאיר ורכס הבופור, ומגלים שם מספר מנהרות חיזבאללה שנחפרו במשך שנים — לדברי רועד, דומות במהותן למפקדות תת-קרקעיות (כמו "בור בפצן" בקריה), ובהן תשתיות, אמל"ח, ולטענתו גם לוחמים איראנים. המנהרה הראשונה שמתגלה בגזרת הגדוד נקראת </w:t>
+      </w:r>
+      <w:r>
+        <w:rPr>
+          <w:b/>
+          <w:rtl w:val="1"/>
+        </w:rPr>
+        <w:t>"להב 3"</w:t>
+      </w:r>
+      <w:r>
+        <w:rPr>
+          <w:b w:val="0"/>
+          <w:rtl w:val="1"/>
+        </w:rPr>
+        <w:t xml:space="preserve">, ולדבריו הייתה בעומק של כמעט קילומטר. רועד: לכל לוחם שנכנס למנהרה יש מטרה אחת בלבד — השמדה, כי המנהרות שירתו תוכנית תקיפה של חיזבאללה לעבר הגליל. </w:t>
+      </w:r>
+      <w:r>
+        <w:rPr>
+          <w:b/>
+          <w:rtl w:val="1"/>
+        </w:rPr>
+        <w:t>אתגר מבצעי:</w:t>
+      </w:r>
+      <w:r>
+        <w:rPr>
+          <w:b w:val="0"/>
+          <w:rtl w:val="1"/>
+        </w:rPr>
+        <w:t xml:space="preserve"> בניגוד לעזה, קרקע לבנון לא מאפשרת הכנסת משאיות אמולסיה בקלות — פותרים בעבודת ידיים: מחדירים חומרי חבלה (ג'ריקנים של חבלה ואנפו) ידנית לתוך המנהרה הצפופה, יום ולילה, תוך שמירה על שליטה אווירית מול איום הרחפנים שעדיין קיים. הערכה ראשונית הייתה שהעבודה תיקח מעל שבוע, אך הושלמה תוך 4-5 ימים בזכות מוטיבציית הלוחמים. </w:t>
+      </w:r>
+      <w:r>
+        <w:rPr>
+          <w:b/>
+          <w:rtl w:val="1"/>
+        </w:rPr>
+        <w:t>סה"כ הוחדרו 277 טון חומר נפץ למנהרות.</w:t>
       </w:r>
     </w:p>
     <w:p>
@@ -444,7 +584,14 @@
           <w:b w:val="0"/>
           <w:rtl w:val="1"/>
         </w:rPr>
-        <w:t>הערת דיוק:** תמלול זה הופק ע"י שירות ASR חיצוני ולא נבדק מול השמע. נקודות טעונות אימות לפני עריכה סופית:</w:t>
+        <w:t>הערת דיוק:</w:t>
+      </w:r>
+      <w:r>
+        <w:rPr>
+          <w:b/>
+          <w:rtl w:val="1"/>
+        </w:rPr>
+        <w:t xml:space="preserve"> תמלול זה הופק ע"י שירות ASR חיצוני ולא נבדק מול השמע. נקודות טעונות אימות לפני עריכה סופית:</w:t>
       </w:r>
     </w:p>
     <w:p>
